--- a/Evaluación-fase-2/Actores del sistema.docx
+++ b/Evaluación-fase-2/Actores del sistema.docx
@@ -8,6 +8,10 @@
         <w:jc w:val="center"/>
         <w:rPr>
           <w:rFonts w:ascii="Calibri" w:cs="Calibri" w:eastAsia="Calibri" w:hAnsi="Calibri"/>
+          <w:b w:val="1"/>
+          <w:bCs w:val="1"/>
+          <w:sz w:val="32"/>
+          <w:szCs w:val="32"/>
         </w:rPr>
       </w:pPr>
       <w:r>
@@ -19,14 +23,7 @@
           <w:szCs w:val="32"/>
           <w:rtl w:val="0"/>
         </w:rPr>
-        <w:t xml:space="preserve">ACTORES DEL SISTEM</w:t>
-      </w:r>
-      <w:r>
-        <w:rPr>
-          <w:rFonts w:ascii="Calibri" w:cs="Calibri" w:eastAsia="Calibri" w:hAnsi="Calibri"/>
-          <w:rtl w:val="0"/>
-        </w:rPr>
-        <w:t xml:space="preserve">A</w:t>
+        <w:t xml:space="preserve">ACTORES DEL SISTEMA</w:t>
       </w:r>
     </w:p>
     <w:p>
@@ -271,7 +268,7 @@
                 <w:rFonts w:ascii="Calibri" w:cs="Calibri" w:eastAsia="Calibri" w:hAnsi="Calibri"/>
                 <w:rtl w:val="0"/>
               </w:rPr>
-              <w:t xml:space="preserve">Supervisar la informacion consolidada de todas las compañias</w:t>
+              <w:t xml:space="preserve">Supervisar la información consolidada de las compañías y distinguirla del inventario propio de Comandancia</w:t>
             </w:r>
           </w:p>
           <w:p>
@@ -774,7 +771,7 @@
                 <w:rFonts w:ascii="Calibri" w:cs="Calibri" w:eastAsia="Calibri" w:hAnsi="Calibri"/>
                 <w:rtl w:val="0"/>
               </w:rPr>
-              <w:t xml:space="preserve">RF-023 Exportar reportes a Excel por fecha</w:t>
+              <w:t xml:space="preserve">RF-023 Exportar reportes a Excel por fecha, RF-024 Registrar transferencias definitivas desde Comandancia a compañías</w:t>
             </w:r>
           </w:p>
           <w:p>
@@ -1040,36 +1037,36 @@
                 <w:rFonts w:ascii="Calibri" w:cs="Calibri" w:eastAsia="Calibri" w:hAnsi="Calibri"/>
                 <w:rtl w:val="0"/>
               </w:rPr>
-              <w:t xml:space="preserve">Usuario con permisos de nivel institucional</w:t>
-            </w:r>
-          </w:p>
-          <w:p>
-            <w:pPr>
-              <w:keepNext w:val="0"/>
-              <w:keepLines w:val="0"/>
-              <w:pageBreakBefore w:val="0"/>
-              <w:widowControl w:val="0"/>
-              <w:pBdr>
-                <w:top w:space="0" w:sz="0" w:val="nil"/>
-                <w:left w:space="0" w:sz="0" w:val="nil"/>
-                <w:bottom w:space="0" w:sz="0" w:val="nil"/>
-                <w:right w:space="0" w:sz="0" w:val="nil"/>
-                <w:between w:space="0" w:sz="0" w:val="nil"/>
-              </w:pBdr>
-              <w:shd w:fill="auto" w:val="clear"/>
-              <w:spacing w:after="0" w:before="0" w:line="240" w:lineRule="auto"/>
-              <w:ind w:left="0" w:right="0" w:firstLine="0"/>
-              <w:jc w:val="left"/>
-              <w:rPr>
-                <w:rFonts w:ascii="Calibri" w:cs="Calibri" w:eastAsia="Calibri" w:hAnsi="Calibri"/>
-              </w:rPr>
-            </w:pPr>
-            <w:r>
-              <w:rPr>
-                <w:rFonts w:ascii="Calibri" w:cs="Calibri" w:eastAsia="Calibri" w:hAnsi="Calibri"/>
-                <w:rtl w:val="0"/>
-              </w:rPr>
-              <w:t xml:space="preserve">Puede consultar informacion consolidada y administrar funciones de supervision segun sus permisos</w:t>
+              <w:t xml:space="preserve">Usuario con ámbito de Comandancia. Los cargos de primer, segundo y tercer comandante se diferencian del perfil técnico, sus atribuciones concretas quedan pendientes de la matriz de permisos.</w:t>
+            </w:r>
+          </w:p>
+          <w:p>
+            <w:pPr>
+              <w:keepNext w:val="0"/>
+              <w:keepLines w:val="0"/>
+              <w:pageBreakBefore w:val="0"/>
+              <w:widowControl w:val="0"/>
+              <w:pBdr>
+                <w:top w:space="0" w:sz="0" w:val="nil"/>
+                <w:left w:space="0" w:sz="0" w:val="nil"/>
+                <w:bottom w:space="0" w:sz="0" w:val="nil"/>
+                <w:right w:space="0" w:sz="0" w:val="nil"/>
+                <w:between w:space="0" w:sz="0" w:val="nil"/>
+              </w:pBdr>
+              <w:shd w:fill="auto" w:val="clear"/>
+              <w:spacing w:after="0" w:before="0" w:line="240" w:lineRule="auto"/>
+              <w:ind w:left="0" w:right="0" w:firstLine="0"/>
+              <w:jc w:val="left"/>
+              <w:rPr>
+                <w:rFonts w:ascii="Calibri" w:cs="Calibri" w:eastAsia="Calibri" w:hAnsi="Calibri"/>
+              </w:rPr>
+            </w:pPr>
+            <w:r>
+              <w:rPr>
+                <w:rFonts w:ascii="Calibri" w:cs="Calibri" w:eastAsia="Calibri" w:hAnsi="Calibri"/>
+                <w:rtl w:val="0"/>
+              </w:rPr>
+              <w:t xml:space="preserve">Consulta información consolidada y supervisa check in, mantenimiento, alertas y reportes según permisos. El inventario propio y las entregas definitivas a compañías se registran separadamente del consolidado, describir a Comandancia como superusuario no concede permisos irrestrictos.</w:t>
             </w:r>
           </w:p>
         </w:tc>
@@ -1369,7 +1366,7 @@
                 <w:rFonts w:ascii="Calibri" w:cs="Calibri" w:eastAsia="Calibri" w:hAnsi="Calibri"/>
                 <w:rtl w:val="0"/>
               </w:rPr>
-              <w:t xml:space="preserve">Paso 3 Consulta inventario, unidades, check in, mantenimiento o disponibilidad</w:t>
+              <w:t xml:space="preserve">Paso 3 Consulta inventario propio o consolidado, unidades, cumplimiento del check in, fallas, mantenimiento y disponibilidad según su ámbito</w:t>
             </w:r>
           </w:p>
           <w:p>
@@ -2299,7 +2296,7 @@
                 <w:rFonts w:ascii="Calibri" w:cs="Calibri" w:eastAsia="Calibri" w:hAnsi="Calibri"/>
                 <w:rtl w:val="0"/>
               </w:rPr>
-              <w:t xml:space="preserve">Participar en prestamos y revisiones diarias cuando corresponda</w:t>
+              <w:t xml:space="preserve">Registrar el check in diario como maquinista, supervisarlo y consultar el historial propio como capitán, según el perfil y ámbito autorizados</w:t>
             </w:r>
           </w:p>
         </w:tc>
@@ -2570,7 +2567,7 @@
                 <w:rFonts w:ascii="Calibri" w:cs="Calibri" w:eastAsia="Calibri" w:hAnsi="Calibri"/>
                 <w:rtl w:val="0"/>
               </w:rPr>
-              <w:t xml:space="preserve">RF-005 Gestionar inventario independiente por compañia</w:t>
+              <w:t xml:space="preserve">RF-005 Gestionar inventario propio de compañías y Comandancia</w:t>
             </w:r>
           </w:p>
           <w:p>
@@ -2628,7 +2625,7 @@
                 <w:rFonts w:ascii="Calibri" w:cs="Calibri" w:eastAsia="Calibri" w:hAnsi="Calibri"/>
                 <w:rtl w:val="0"/>
               </w:rPr>
-              <w:t xml:space="preserve">RF-015 Registrar revision diaria de unidades</w:t>
+              <w:t xml:space="preserve">RF-015 Registrar revisión diaria de unidades, RF-016 Supervisar cumplimiento del check in, RF-017 Registrar conformidad de recepción, RF-018 Consultar historial técnico, RF-024 Registrar recepción de transferencias definitivas</w:t>
             </w:r>
           </w:p>
           <w:p>
@@ -2836,36 +2833,36 @@
                 <w:rFonts w:ascii="Calibri" w:cs="Calibri" w:eastAsia="Calibri" w:hAnsi="Calibri"/>
                 <w:rtl w:val="0"/>
               </w:rPr>
-              <w:t xml:space="preserve">Usuario autenticado asociado a una compañia</w:t>
-            </w:r>
-          </w:p>
-          <w:p>
-            <w:pPr>
-              <w:keepNext w:val="0"/>
-              <w:keepLines w:val="0"/>
-              <w:pageBreakBefore w:val="0"/>
-              <w:widowControl w:val="0"/>
-              <w:pBdr>
-                <w:top w:space="0" w:sz="0" w:val="nil"/>
-                <w:left w:space="0" w:sz="0" w:val="nil"/>
-                <w:bottom w:space="0" w:sz="0" w:val="nil"/>
-                <w:right w:space="0" w:sz="0" w:val="nil"/>
-                <w:between w:space="0" w:sz="0" w:val="nil"/>
-              </w:pBdr>
-              <w:shd w:fill="auto" w:val="clear"/>
-              <w:spacing w:after="0" w:before="0" w:line="240" w:lineRule="auto"/>
-              <w:ind w:left="0" w:right="0" w:firstLine="0"/>
-              <w:jc w:val="left"/>
-              <w:rPr>
-                <w:rFonts w:ascii="Calibri" w:cs="Calibri" w:eastAsia="Calibri" w:hAnsi="Calibri"/>
-              </w:rPr>
-            </w:pPr>
-            <w:r>
-              <w:rPr>
-                <w:rFonts w:ascii="Calibri" w:cs="Calibri" w:eastAsia="Calibri" w:hAnsi="Calibri"/>
-                <w:rtl w:val="0"/>
-              </w:rPr>
-              <w:t xml:space="preserve">Trabaja solamente con la informacion y funciones autorizadas para su compañia</w:t>
+              <w:t xml:space="preserve">Usuario autenticado asociado a una compañía. Se distinguen las responsabilidades del capitán, teniente primero, ayudante de compañía y maquinista o cuartelero, mencionar un cargo no otorga permisos.</w:t>
+            </w:r>
+          </w:p>
+          <w:p>
+            <w:pPr>
+              <w:keepNext w:val="0"/>
+              <w:keepLines w:val="0"/>
+              <w:pageBreakBefore w:val="0"/>
+              <w:widowControl w:val="0"/>
+              <w:pBdr>
+                <w:top w:space="0" w:sz="0" w:val="nil"/>
+                <w:left w:space="0" w:sz="0" w:val="nil"/>
+                <w:bottom w:space="0" w:sz="0" w:val="nil"/>
+                <w:right w:space="0" w:sz="0" w:val="nil"/>
+                <w:between w:space="0" w:sz="0" w:val="nil"/>
+              </w:pBdr>
+              <w:shd w:fill="auto" w:val="clear"/>
+              <w:spacing w:after="0" w:before="0" w:line="240" w:lineRule="auto"/>
+              <w:ind w:left="0" w:right="0" w:firstLine="0"/>
+              <w:jc w:val="left"/>
+              <w:rPr>
+                <w:rFonts w:ascii="Calibri" w:cs="Calibri" w:eastAsia="Calibri" w:hAnsi="Calibri"/>
+              </w:rPr>
+            </w:pPr>
+            <w:r>
+              <w:rPr>
+                <w:rFonts w:ascii="Calibri" w:cs="Calibri" w:eastAsia="Calibri" w:hAnsi="Calibri"/>
+                <w:rtl w:val="0"/>
+              </w:rPr>
+              <w:t xml:space="preserve">Trabaja dentro de su compañía según permisos. El maquinista registra checklist, lecturas aplicables, fallas y observaciones, el capitán supervisa cumplimiento y historial y registra conformidad de recepción de unidades. Quedan por definir la equivalencia maquinista/cuartelero y las facultades concretas de cada cargo, incluido teniente primero y ayudante. Los bomberos receptores de equipos no necesitan por ese hecho una cuenta de acceso.</w:t>
             </w:r>
           </w:p>
         </w:tc>
@@ -3194,7 +3191,7 @@
                 <w:rFonts w:ascii="Calibri" w:cs="Calibri" w:eastAsia="Calibri" w:hAnsi="Calibri"/>
                 <w:rtl w:val="0"/>
               </w:rPr>
-              <w:t xml:space="preserve">Paso 4 Consulta o registra una operacion</w:t>
+              <w:t xml:space="preserve">Paso 4 Consulta o registra una operación autorizada: check in del maquinista, supervisión del capitán o recepción de material o unidades, según corresponda</w:t>
             </w:r>
           </w:p>
           <w:p>
@@ -4013,36 +4010,36 @@
                 <w:rFonts w:ascii="Calibri" w:cs="Calibri" w:eastAsia="Calibri" w:hAnsi="Calibri"/>
                 <w:rtl w:val="0"/>
               </w:rPr>
-              <w:t xml:space="preserve">Mantener actualizado el inventario y equipamiento de la compañia</w:t>
-            </w:r>
-          </w:p>
-          <w:p>
-            <w:pPr>
-              <w:keepNext w:val="0"/>
-              <w:keepLines w:val="0"/>
-              <w:pageBreakBefore w:val="0"/>
-              <w:widowControl w:val="0"/>
-              <w:pBdr>
-                <w:top w:space="0" w:sz="0" w:val="nil"/>
-                <w:left w:space="0" w:sz="0" w:val="nil"/>
-                <w:bottom w:space="0" w:sz="0" w:val="nil"/>
-                <w:right w:space="0" w:sz="0" w:val="nil"/>
-                <w:between w:space="0" w:sz="0" w:val="nil"/>
-              </w:pBdr>
-              <w:shd w:fill="auto" w:val="clear"/>
-              <w:spacing w:after="0" w:before="0" w:line="240" w:lineRule="auto"/>
-              <w:ind w:left="0" w:right="0" w:firstLine="0"/>
-              <w:jc w:val="left"/>
-              <w:rPr>
-                <w:rFonts w:ascii="Calibri" w:cs="Calibri" w:eastAsia="Calibri" w:hAnsi="Calibri"/>
-              </w:rPr>
-            </w:pPr>
-            <w:r>
-              <w:rPr>
-                <w:rFonts w:ascii="Calibri" w:cs="Calibri" w:eastAsia="Calibri" w:hAnsi="Calibri"/>
-                <w:rtl w:val="0"/>
-              </w:rPr>
-              <w:t xml:space="preserve">Registrar movimientos, asignaciones, devoluciones, prestamos y ubicaciones</w:t>
+              <w:t xml:space="preserve">Mantener actualizado el inventario de la compañía o el inventario propio de Comandancia dentro del ámbito autorizado</w:t>
+            </w:r>
+          </w:p>
+          <w:p>
+            <w:pPr>
+              <w:keepNext w:val="0"/>
+              <w:keepLines w:val="0"/>
+              <w:pageBreakBefore w:val="0"/>
+              <w:widowControl w:val="0"/>
+              <w:pBdr>
+                <w:top w:space="0" w:sz="0" w:val="nil"/>
+                <w:left w:space="0" w:sz="0" w:val="nil"/>
+                <w:bottom w:space="0" w:sz="0" w:val="nil"/>
+                <w:right w:space="0" w:sz="0" w:val="nil"/>
+                <w:between w:space="0" w:sz="0" w:val="nil"/>
+              </w:pBdr>
+              <w:shd w:fill="auto" w:val="clear"/>
+              <w:spacing w:after="0" w:before="0" w:line="240" w:lineRule="auto"/>
+              <w:ind w:left="0" w:right="0" w:firstLine="0"/>
+              <w:jc w:val="left"/>
+              <w:rPr>
+                <w:rFonts w:ascii="Calibri" w:cs="Calibri" w:eastAsia="Calibri" w:hAnsi="Calibri"/>
+              </w:rPr>
+            </w:pPr>
+            <w:r>
+              <w:rPr>
+                <w:rFonts w:ascii="Calibri" w:cs="Calibri" w:eastAsia="Calibri" w:hAnsi="Calibri"/>
+                <w:rtl w:val="0"/>
+              </w:rPr>
+              <w:t xml:space="preserve">Registrar movimientos, asignaciones, devoluciones, préstamos temporales, transferencias definitivas y ubicaciones sin confundir sus efectos sobre existencias</w:t>
             </w:r>
           </w:p>
           <w:p>
@@ -4313,7 +4310,7 @@
                 <w:rFonts w:ascii="Calibri" w:cs="Calibri" w:eastAsia="Calibri" w:hAnsi="Calibri"/>
                 <w:rtl w:val="0"/>
               </w:rPr>
-              <w:t xml:space="preserve">RF-005 Gestionar inventario independiente por compañia</w:t>
+              <w:t xml:space="preserve">RF-005 Gestionar inventario propio de compañías y Comandancia</w:t>
             </w:r>
           </w:p>
           <w:p>
@@ -4545,7 +4542,7 @@
                 <w:rFonts w:ascii="Calibri" w:cs="Calibri" w:eastAsia="Calibri" w:hAnsi="Calibri"/>
                 <w:rtl w:val="0"/>
               </w:rPr>
-              <w:t xml:space="preserve">RF-022 Registrar origen o financiamiento del articulo</w:t>
+              <w:t xml:space="preserve">RF-022 Registrar origen o financiamiento del artículo, RF-024 Registrar transferencias definitivas desde Comandancia a compañías</w:t>
             </w:r>
           </w:p>
           <w:p>
@@ -4956,36 +4953,36 @@
                 <w:rFonts w:ascii="Calibri" w:cs="Calibri" w:eastAsia="Calibri" w:hAnsi="Calibri"/>
                 <w:rtl w:val="0"/>
               </w:rPr>
-              <w:t xml:space="preserve">Usuario especializado en inventario y Material Menor</w:t>
-            </w:r>
-          </w:p>
-          <w:p>
-            <w:pPr>
-              <w:keepNext w:val="0"/>
-              <w:keepLines w:val="0"/>
-              <w:pageBreakBefore w:val="0"/>
-              <w:widowControl w:val="0"/>
-              <w:pBdr>
-                <w:top w:space="0" w:sz="0" w:val="nil"/>
-                <w:left w:space="0" w:sz="0" w:val="nil"/>
-                <w:bottom w:space="0" w:sz="0" w:val="nil"/>
-                <w:right w:space="0" w:sz="0" w:val="nil"/>
-                <w:between w:space="0" w:sz="0" w:val="nil"/>
-              </w:pBdr>
-              <w:shd w:fill="auto" w:val="clear"/>
-              <w:spacing w:after="0" w:before="0" w:line="240" w:lineRule="auto"/>
-              <w:ind w:left="0" w:right="0" w:firstLine="0"/>
-              <w:jc w:val="left"/>
-              <w:rPr>
-                <w:rFonts w:ascii="Calibri" w:cs="Calibri" w:eastAsia="Calibri" w:hAnsi="Calibri"/>
-              </w:rPr>
-            </w:pPr>
-            <w:r>
-              <w:rPr>
-                <w:rFonts w:ascii="Calibri" w:cs="Calibri" w:eastAsia="Calibri" w:hAnsi="Calibri"/>
-                <w:rtl w:val="0"/>
-              </w:rPr>
-              <w:t xml:space="preserve">Gestiona articulos, numeros de serie, estados, ubicaciones, entregas, devoluciones y prestamos</w:t>
+              <w:t xml:space="preserve">Perfil técnico de inventario y Material Menor. Se contempla al inspector de Material Menor y sus ayudantes, y la responsabilidad relatada del teniente primero en inventario de compañía, su correspondencia con permisos queda por definir.</w:t>
+            </w:r>
+          </w:p>
+          <w:p>
+            <w:pPr>
+              <w:keepNext w:val="0"/>
+              <w:keepLines w:val="0"/>
+              <w:pageBreakBefore w:val="0"/>
+              <w:widowControl w:val="0"/>
+              <w:pBdr>
+                <w:top w:space="0" w:sz="0" w:val="nil"/>
+                <w:left w:space="0" w:sz="0" w:val="nil"/>
+                <w:bottom w:space="0" w:sz="0" w:val="nil"/>
+                <w:right w:space="0" w:sz="0" w:val="nil"/>
+                <w:between w:space="0" w:sz="0" w:val="nil"/>
+              </w:pBdr>
+              <w:shd w:fill="auto" w:val="clear"/>
+              <w:spacing w:after="0" w:before="0" w:line="240" w:lineRule="auto"/>
+              <w:ind w:left="0" w:right="0" w:firstLine="0"/>
+              <w:jc w:val="left"/>
+              <w:rPr>
+                <w:rFonts w:ascii="Calibri" w:cs="Calibri" w:eastAsia="Calibri" w:hAnsi="Calibri"/>
+              </w:rPr>
+            </w:pPr>
+            <w:r>
+              <w:rPr>
+                <w:rFonts w:ascii="Calibri" w:cs="Calibri" w:eastAsia="Calibri" w:hAnsi="Calibri"/>
+                <w:rtl w:val="0"/>
+              </w:rPr>
+              <w:t xml:space="preserve">Gestiona artículos, series, condición, custodia y ubicaciones según permisos. Distingue préstamo con devolución, transferencia definitiva y origen del artículo, conserva salida y recepción vinculadas. El estado dañado puede coexistir con asignación o préstamo y no se sumará dos veces. No se asignan por este documento facultades de autorizar bajas, transferencias o correcciones. Cuando su perfil lo permita, registra los antecedentes de adquisición o referencia, vida útil y vencimiento del equipo o lote de ingreso definidos en RF-006, con moneda, fecha y respaldo. El precio no se considera una característica común obligatoria del catálogo.</w:t>
             </w:r>
           </w:p>
         </w:tc>
@@ -5106,7 +5103,7 @@
                 <w:rFonts w:ascii="Calibri" w:cs="Calibri" w:eastAsia="Calibri" w:hAnsi="Calibri"/>
                 <w:rtl w:val="0"/>
               </w:rPr>
-              <w:t xml:space="preserve">Debe estar asociado a una compañia</w:t>
+              <w:t xml:space="preserve">Debe estar asociado al ámbito de compañía o Comandancia autorizado para la operación</w:t>
             </w:r>
           </w:p>
           <w:p>
@@ -5314,7 +5311,7 @@
                 <w:rFonts w:ascii="Calibri" w:cs="Calibri" w:eastAsia="Calibri" w:hAnsi="Calibri"/>
                 <w:rtl w:val="0"/>
               </w:rPr>
-              <w:t xml:space="preserve">Paso 4 Ingresa cantidad, estado, ubicacion u observaciones segun corresponda</w:t>
+              <w:t xml:space="preserve">Paso 4 Registra cantidad o serie, condición, origen y destino entre unidades, bodegas o dependencias habilitadas, sin exigir compartimento, conserva el detalle histórico</w:t>
             </w:r>
           </w:p>
           <w:p>
@@ -5372,7 +5369,7 @@
                 <w:rFonts w:ascii="Calibri" w:cs="Calibri" w:eastAsia="Calibri" w:hAnsi="Calibri"/>
                 <w:rtl w:val="0"/>
               </w:rPr>
-              <w:t xml:space="preserve">Paso 6 El sistema guarda el movimiento y actualiza el historial</w:t>
+              <w:t xml:space="preserve">Paso 6 Guarda el movimiento y historial, una reubicación interna conserva el total. En transferencias se vinculan salida y recepción, parcialidad, rechazo, tránsito, conciliación y afectación de saldos quedan pendientes de definición</w:t>
             </w:r>
           </w:p>
         </w:tc>
@@ -5493,7 +5490,7 @@
                 <w:rFonts w:ascii="Calibri" w:cs="Calibri" w:eastAsia="Calibri" w:hAnsi="Calibri"/>
                 <w:rtl w:val="0"/>
               </w:rPr>
-              <w:t xml:space="preserve">El movimiento queda asociado al usuario, fecha, hora y compañia correspondiente</w:t>
+              <w:t xml:space="preserve">El movimiento queda asociado al usuario, fecha, hora y ámbito responsable, conservando antecedentes y respaldo de bajas o pérdidas, sus documentos obligatorios y autorización quedan por definir</w:t>
             </w:r>
           </w:p>
         </w:tc>
@@ -6226,36 +6223,36 @@
                 <w:rFonts w:ascii="Calibri" w:cs="Calibri" w:eastAsia="Calibri" w:hAnsi="Calibri"/>
                 <w:rtl w:val="0"/>
               </w:rPr>
-              <w:t xml:space="preserve">Registrar kilometraje, horas, check in y mantenimiento</w:t>
-            </w:r>
-          </w:p>
-          <w:p>
-            <w:pPr>
-              <w:keepNext w:val="0"/>
-              <w:keepLines w:val="0"/>
-              <w:pageBreakBefore w:val="0"/>
-              <w:widowControl w:val="0"/>
-              <w:pBdr>
-                <w:top w:space="0" w:sz="0" w:val="nil"/>
-                <w:left w:space="0" w:sz="0" w:val="nil"/>
-                <w:bottom w:space="0" w:sz="0" w:val="nil"/>
-                <w:right w:space="0" w:sz="0" w:val="nil"/>
-                <w:between w:space="0" w:sz="0" w:val="nil"/>
-              </w:pBdr>
-              <w:shd w:fill="auto" w:val="clear"/>
-              <w:spacing w:after="0" w:before="0" w:line="240" w:lineRule="auto"/>
-              <w:ind w:left="0" w:right="0" w:firstLine="0"/>
-              <w:jc w:val="left"/>
-              <w:rPr>
-                <w:rFonts w:ascii="Calibri" w:cs="Calibri" w:eastAsia="Calibri" w:hAnsi="Calibri"/>
-              </w:rPr>
-            </w:pPr>
-            <w:r>
-              <w:rPr>
-                <w:rFonts w:ascii="Calibri" w:cs="Calibri" w:eastAsia="Calibri" w:hAnsi="Calibri"/>
-                <w:rtl w:val="0"/>
-              </w:rPr>
-              <w:t xml:space="preserve">Apoyar la prevencion de fallas mediante alertas e historial tecnico</w:t>
+              <w:t xml:space="preserve">Registrar capacidades técnicas de unidades, lecturas aplicables, revisiones y mantenimiento, diferenciando la ejecución del check in por el maquinista y la supervisión del capitán</w:t>
+            </w:r>
+          </w:p>
+          <w:p>
+            <w:pPr>
+              <w:keepNext w:val="0"/>
+              <w:keepLines w:val="0"/>
+              <w:pageBreakBefore w:val="0"/>
+              <w:widowControl w:val="0"/>
+              <w:pBdr>
+                <w:top w:space="0" w:sz="0" w:val="nil"/>
+                <w:left w:space="0" w:sz="0" w:val="nil"/>
+                <w:bottom w:space="0" w:sz="0" w:val="nil"/>
+                <w:right w:space="0" w:sz="0" w:val="nil"/>
+                <w:between w:space="0" w:sz="0" w:val="nil"/>
+              </w:pBdr>
+              <w:shd w:fill="auto" w:val="clear"/>
+              <w:spacing w:after="0" w:before="0" w:line="240" w:lineRule="auto"/>
+              <w:ind w:left="0" w:right="0" w:firstLine="0"/>
+              <w:jc w:val="left"/>
+              <w:rPr>
+                <w:rFonts w:ascii="Calibri" w:cs="Calibri" w:eastAsia="Calibri" w:hAnsi="Calibri"/>
+              </w:rPr>
+            </w:pPr>
+            <w:r>
+              <w:rPr>
+                <w:rFonts w:ascii="Calibri" w:cs="Calibri" w:eastAsia="Calibri" w:hAnsi="Calibri"/>
+                <w:rtl w:val="0"/>
+              </w:rPr>
+              <w:t xml:space="preserve">Apoyar la prevencion de fallas mediante alertas y historial tecnico</w:t>
             </w:r>
           </w:p>
         </w:tc>
@@ -6995,36 +6992,36 @@
                 <w:rFonts w:ascii="Calibri" w:cs="Calibri" w:eastAsia="Calibri" w:hAnsi="Calibri"/>
                 <w:rtl w:val="0"/>
               </w:rPr>
-              <w:t xml:space="preserve">Usuario especializado en Material Mayor, vehiculos y mantenimiento</w:t>
-            </w:r>
-          </w:p>
-          <w:p>
-            <w:pPr>
-              <w:keepNext w:val="0"/>
-              <w:keepLines w:val="0"/>
-              <w:pageBreakBefore w:val="0"/>
-              <w:widowControl w:val="0"/>
-              <w:pBdr>
-                <w:top w:space="0" w:sz="0" w:val="nil"/>
-                <w:left w:space="0" w:sz="0" w:val="nil"/>
-                <w:bottom w:space="0" w:sz="0" w:val="nil"/>
-                <w:right w:space="0" w:sz="0" w:val="nil"/>
-                <w:between w:space="0" w:sz="0" w:val="nil"/>
-              </w:pBdr>
-              <w:shd w:fill="auto" w:val="clear"/>
-              <w:spacing w:after="0" w:before="0" w:line="240" w:lineRule="auto"/>
-              <w:ind w:left="0" w:right="0" w:firstLine="0"/>
-              <w:jc w:val="left"/>
-              <w:rPr>
-                <w:rFonts w:ascii="Calibri" w:cs="Calibri" w:eastAsia="Calibri" w:hAnsi="Calibri"/>
-              </w:rPr>
-            </w:pPr>
-            <w:r>
-              <w:rPr>
-                <w:rFonts w:ascii="Calibri" w:cs="Calibri" w:eastAsia="Calibri" w:hAnsi="Calibri"/>
-                <w:rtl w:val="0"/>
-              </w:rPr>
-              <w:t xml:space="preserve">Registra controles diarios, historial tecnico, mantenimiento y alertas de las unidades</w:t>
+              <w:t xml:space="preserve">Perfil técnico de Material Mayor, vehículos y mantenimiento. Se contempla al inspector de Material Mayor, ayudantes de inspección y asesor de flota, nomenclatura y facultades concretas quedan pendientes de definición.</w:t>
+            </w:r>
+          </w:p>
+          <w:p>
+            <w:pPr>
+              <w:keepNext w:val="0"/>
+              <w:keepLines w:val="0"/>
+              <w:pageBreakBefore w:val="0"/>
+              <w:widowControl w:val="0"/>
+              <w:pBdr>
+                <w:top w:space="0" w:sz="0" w:val="nil"/>
+                <w:left w:space="0" w:sz="0" w:val="nil"/>
+                <w:bottom w:space="0" w:sz="0" w:val="nil"/>
+                <w:right w:space="0" w:sz="0" w:val="nil"/>
+                <w:between w:space="0" w:sz="0" w:val="nil"/>
+              </w:pBdr>
+              <w:shd w:fill="auto" w:val="clear"/>
+              <w:spacing w:after="0" w:before="0" w:line="240" w:lineRule="auto"/>
+              <w:ind w:left="0" w:right="0" w:firstLine="0"/>
+              <w:jc w:val="left"/>
+              <w:rPr>
+                <w:rFonts w:ascii="Calibri" w:cs="Calibri" w:eastAsia="Calibri" w:hAnsi="Calibri"/>
+              </w:rPr>
+            </w:pPr>
+            <w:r>
+              <w:rPr>
+                <w:rFonts w:ascii="Calibri" w:cs="Calibri" w:eastAsia="Calibri" w:hAnsi="Calibri"/>
+                <w:rtl w:val="0"/>
+              </w:rPr>
+              <w:t xml:space="preserve">El inspector registra condición inicial, trabajos, piezas, pruebas y resultados, conserva fotografías anteriores y posteriores. La revisión técnica y la conformidad de recepción del capitán quedan diferenciadas de la ejecución del trabajo. Rechazo, reapertura, corrección y momento del cierre quedan por definir, sin atribuir automáticamente aprobación o cierre al inspector. El registro técnico incluye los componentes intervenidos y los antecedentes de costo, moneda y documento disponibles según RF-013, RF-017 y RF-018. La captura de un costo no concede facultades de compra, pago o aprobación contable.</w:t>
             </w:r>
           </w:p>
         </w:tc>
@@ -7145,7 +7142,7 @@
                 <w:rFonts w:ascii="Calibri" w:cs="Calibri" w:eastAsia="Calibri" w:hAnsi="Calibri"/>
                 <w:rtl w:val="0"/>
               </w:rPr>
-              <w:t xml:space="preserve">Debe estar asociado a una compañia</w:t>
+              <w:t xml:space="preserve">Debe estar asociado a la compañía o dependencia de Bomberos responsable de la unidad, incluida Comandancia cuando corresponda</w:t>
             </w:r>
           </w:p>
           <w:p>
@@ -7324,36 +7321,36 @@
                 <w:rFonts w:ascii="Calibri" w:cs="Calibri" w:eastAsia="Calibri" w:hAnsi="Calibri"/>
                 <w:rtl w:val="0"/>
               </w:rPr>
-              <w:t xml:space="preserve">Paso 3 Registra kilometraje, horas, estado o check in segun corresponda</w:t>
-            </w:r>
-          </w:p>
-          <w:p>
-            <w:pPr>
-              <w:keepNext w:val="0"/>
-              <w:keepLines w:val="0"/>
-              <w:pageBreakBefore w:val="0"/>
-              <w:widowControl w:val="0"/>
-              <w:pBdr>
-                <w:top w:space="0" w:sz="0" w:val="nil"/>
-                <w:left w:space="0" w:sz="0" w:val="nil"/>
-                <w:bottom w:space="0" w:sz="0" w:val="nil"/>
-                <w:right w:space="0" w:sz="0" w:val="nil"/>
-                <w:between w:space="0" w:sz="0" w:val="nil"/>
-              </w:pBdr>
-              <w:shd w:fill="auto" w:val="clear"/>
-              <w:spacing w:after="0" w:before="0" w:line="240" w:lineRule="auto"/>
-              <w:ind w:left="0" w:right="0" w:firstLine="0"/>
-              <w:jc w:val="left"/>
-              <w:rPr>
-                <w:rFonts w:ascii="Calibri" w:cs="Calibri" w:eastAsia="Calibri" w:hAnsi="Calibri"/>
-              </w:rPr>
-            </w:pPr>
-            <w:r>
-              <w:rPr>
-                <w:rFonts w:ascii="Calibri" w:cs="Calibri" w:eastAsia="Calibri" w:hAnsi="Calibri"/>
-                <w:rtl w:val="0"/>
-              </w:rPr>
-              <w:t xml:space="preserve">Paso 4 Registra mantenimiento preventivo o correctivo cuando corresponda</w:t>
+              <w:t xml:space="preserve">Paso 3 Registra las lecturas y revisión autorizadas, el check in identifica al maquinista, checklist, estado, fallas y observaciones, con kilometraje y/o horas según aplicabilidad</w:t>
+            </w:r>
+          </w:p>
+          <w:p>
+            <w:pPr>
+              <w:keepNext w:val="0"/>
+              <w:keepLines w:val="0"/>
+              <w:pageBreakBefore w:val="0"/>
+              <w:widowControl w:val="0"/>
+              <w:pBdr>
+                <w:top w:space="0" w:sz="0" w:val="nil"/>
+                <w:left w:space="0" w:sz="0" w:val="nil"/>
+                <w:bottom w:space="0" w:sz="0" w:val="nil"/>
+                <w:right w:space="0" w:sz="0" w:val="nil"/>
+                <w:between w:space="0" w:sz="0" w:val="nil"/>
+              </w:pBdr>
+              <w:shd w:fill="auto" w:val="clear"/>
+              <w:spacing w:after="0" w:before="0" w:line="240" w:lineRule="auto"/>
+              <w:ind w:left="0" w:right="0" w:firstLine="0"/>
+              <w:jc w:val="left"/>
+              <w:rPr>
+                <w:rFonts w:ascii="Calibri" w:cs="Calibri" w:eastAsia="Calibri" w:hAnsi="Calibri"/>
+              </w:rPr>
+            </w:pPr>
+            <w:r>
+              <w:rPr>
+                <w:rFonts w:ascii="Calibri" w:cs="Calibri" w:eastAsia="Calibri" w:hAnsi="Calibri"/>
+                <w:rtl w:val="0"/>
+              </w:rPr>
+              <w:t xml:space="preserve">Paso 4 Registra mantenimiento, observaciones iniciales y finales, trabajos, pruebas, resultados y fotos históricas, la conformidad del capitán se registra separadamente</w:t>
             </w:r>
           </w:p>
           <w:p>
@@ -7411,7 +7408,7 @@
                 <w:rFonts w:ascii="Calibri" w:cs="Calibri" w:eastAsia="Calibri" w:hAnsi="Calibri"/>
                 <w:rtl w:val="0"/>
               </w:rPr>
-              <w:t xml:space="preserve">Paso 6 El sistema actualiza historial y alertas</w:t>
+              <w:t xml:space="preserve">Paso 6 Actualiza historial y alertas sin sobrescribir evidencias anteriores, completar check in no equivale a unidad operativa ni conformidad equivale automáticamente a cierre</w:t>
             </w:r>
           </w:p>
         </w:tc>
@@ -8271,7 +8268,7 @@
                 <w:rFonts w:ascii="Calibri" w:cs="Calibri" w:eastAsia="Calibri" w:hAnsi="Calibri"/>
                 <w:rtl w:val="0"/>
               </w:rPr>
-              <w:t xml:space="preserve">Gestionar respaldos y recuperacion de datos</w:t>
+              <w:t xml:space="preserve">Gestionar respaldos y recuperación de base de datos, archivos fotográficos históricos y vínculos con sus registros</w:t>
             </w:r>
           </w:p>
           <w:p>
@@ -8924,7 +8921,7 @@
                 <w:rFonts w:ascii="Calibri" w:cs="Calibri" w:eastAsia="Calibri" w:hAnsi="Calibri"/>
                 <w:rtl w:val="0"/>
               </w:rPr>
-              <w:t xml:space="preserve">Su funcion se relaciona con servidor, red, base de datos, respaldo y continuidad</w:t>
+              <w:t xml:space="preserve">Su función se relaciona con servidor, red, base de datos, archivos, respaldo y continuidad. El acceso remoto desde computadores, teléfonos y tablets queda condicionado a infraestructura y mecanismo seguro validados, alojamiento, certificados, sesiones, dispositivos y responsables concretos están pendientes, sin asumir exposición pública ni acceso permanente.</w:t>
             </w:r>
           </w:p>
         </w:tc>
@@ -9224,36 +9221,36 @@
                 <w:rFonts w:ascii="Calibri" w:cs="Calibri" w:eastAsia="Calibri" w:hAnsi="Calibri"/>
                 <w:rtl w:val="0"/>
               </w:rPr>
-              <w:t xml:space="preserve">Paso 3 Ejecuta respaldo, restauracion, configuracion o despliegue segun necesidad</w:t>
-            </w:r>
-          </w:p>
-          <w:p>
-            <w:pPr>
-              <w:keepNext w:val="0"/>
-              <w:keepLines w:val="0"/>
-              <w:pageBreakBefore w:val="0"/>
-              <w:widowControl w:val="0"/>
-              <w:pBdr>
-                <w:top w:space="0" w:sz="0" w:val="nil"/>
-                <w:left w:space="0" w:sz="0" w:val="nil"/>
-                <w:bottom w:space="0" w:sz="0" w:val="nil"/>
-                <w:right w:space="0" w:sz="0" w:val="nil"/>
-                <w:between w:space="0" w:sz="0" w:val="nil"/>
-              </w:pBdr>
-              <w:shd w:fill="auto" w:val="clear"/>
-              <w:spacing w:after="0" w:before="0" w:line="240" w:lineRule="auto"/>
-              <w:ind w:left="0" w:right="0" w:firstLine="0"/>
-              <w:jc w:val="left"/>
-              <w:rPr>
-                <w:rFonts w:ascii="Calibri" w:cs="Calibri" w:eastAsia="Calibri" w:hAnsi="Calibri"/>
-              </w:rPr>
-            </w:pPr>
-            <w:r>
-              <w:rPr>
-                <w:rFonts w:ascii="Calibri" w:cs="Calibri" w:eastAsia="Calibri" w:hAnsi="Calibri"/>
-                <w:rtl w:val="0"/>
-              </w:rPr>
-              <w:t xml:space="preserve">Paso 4 Verifica el acceso desde los equipos autorizados</w:t>
+              <w:t xml:space="preserve">Paso 3 Ejecuta respaldo o restauración de registros actuales y históricos, adjuntos y vínculos, o configuración y despliegue dentro de lo autorizado</w:t>
+            </w:r>
+          </w:p>
+          <w:p>
+            <w:pPr>
+              <w:keepNext w:val="0"/>
+              <w:keepLines w:val="0"/>
+              <w:pageBreakBefore w:val="0"/>
+              <w:widowControl w:val="0"/>
+              <w:pBdr>
+                <w:top w:space="0" w:sz="0" w:val="nil"/>
+                <w:left w:space="0" w:sz="0" w:val="nil"/>
+                <w:bottom w:space="0" w:sz="0" w:val="nil"/>
+                <w:right w:space="0" w:sz="0" w:val="nil"/>
+                <w:between w:space="0" w:sz="0" w:val="nil"/>
+              </w:pBdr>
+              <w:shd w:fill="auto" w:val="clear"/>
+              <w:spacing w:after="0" w:before="0" w:line="240" w:lineRule="auto"/>
+              <w:ind w:left="0" w:right="0" w:firstLine="0"/>
+              <w:jc w:val="left"/>
+              <w:rPr>
+                <w:rFonts w:ascii="Calibri" w:cs="Calibri" w:eastAsia="Calibri" w:hAnsi="Calibri"/>
+              </w:rPr>
+            </w:pPr>
+            <w:r>
+              <w:rPr>
+                <w:rFonts w:ascii="Calibri" w:cs="Calibri" w:eastAsia="Calibri" w:hAnsi="Calibri"/>
+                <w:rtl w:val="0"/>
+              </w:rPr>
+              <w:t xml:space="preserve">Paso 4 Verifica integridad de la restauración y acceso desde equipos autorizados, el acceso remoto se valida según la infraestructura acordada</w:t>
             </w:r>
           </w:p>
           <w:p>
